--- a/output/CGC领事会客厅合作方案修改建议.docx
+++ b/output/CGC领事会客厅合作方案修改建议.docx
@@ -317,7 +317,7 @@
                 <w:color w:val="1A1A1A"/>
                 <w:sz w:val="18"/>
               </w:rPr>
-              <w:t>先借用现有会议空间试点，不立即装修或交付专属场地</w:t>
+              <w:t>先借用现有会议空间试点；若需专属点位，面积上限约 300㎡，不再按 1000㎡ 报批</w:t>
             </w:r>
           </w:p>
         </w:tc>
@@ -515,7 +515,690 @@
           <w:color w:val="1B3A5F"/>
           <w:sz w:val="32"/>
         </w:rPr>
-        <w:t>二、三份方案请统一补齐的内容</w:t>
+        <w:t>二、先分清：CGC 的权限价值，不是驻沪总领馆</w:t>
+      </w:r>
+    </w:p>
+    <w:p>
+      <w:pPr>
+        <w:spacing w:before="0" w:after="160" w:lineRule="auto" w:line="324"/>
+        <w:ind w:firstLine="420"/>
+      </w:pPr>
+      <w:r>
+        <w:rPr>
+          <w:rFonts w:ascii="Calibri" w:hAnsi="Calibri" w:eastAsia="微软雅黑" w:cs="Calibri"/>
+          <w:b w:val="0"/>
+          <w:color w:val="1A1A1A"/>
+          <w:sz w:val="22"/>
+        </w:rPr>
+        <w:t>下一版请把“上海总领事俱乐部（CGC）”和“各国驻上海总领事馆”分开写，不要让合作方误读成官方领事机构入驻。上海没有一个叫“上海总领事馆”的统一机构，而是七十余国在沪设立的驻沪总领馆；CGC 是民间俱乐部及国内运营主体承办的交流平台，可以邀请领事参加活动，但不能行使领馆职权，也不能代表任何国家或领馆发言。</w:t>
+      </w:r>
+    </w:p>
+    <w:p>
+      <w:pPr>
+        <w:spacing w:before="0" w:after="120"/>
+        <w:ind w:firstLine="0"/>
+      </w:pPr>
+      <w:r>
+        <w:rPr>
+          <w:rFonts w:ascii="Calibri" w:hAnsi="Calibri" w:eastAsia="微软雅黑" w:cs="Calibri"/>
+          <w:b w:val="0"/>
+          <w:color w:val="4A4A4A"/>
+          <w:sz w:val="18"/>
+        </w:rPr>
+        <w:t>表1-1  CGC 权限价值与驻沪总领馆的区别（请写入方案和合同口径）</w:t>
+      </w:r>
+    </w:p>
+    <w:tbl>
+      <w:tblPr>
+        <w:tblW w:type="auto" w:w="0"/>
+        <w:jc w:val="center"/>
+        <w:tblLayout w:type="fixed"/>
+        <w:tblLook w:firstColumn="1" w:firstRow="1" w:lastColumn="0" w:lastRow="0" w:noHBand="0" w:noVBand="1" w:val="04A0"/>
+      </w:tblPr>
+      <w:tblGrid>
+        <w:gridCol w:w="3137"/>
+        <w:gridCol w:w="3137"/>
+        <w:gridCol w:w="3137"/>
+      </w:tblGrid>
+      <w:tr>
+        <w:tc>
+          <w:tcPr>
+            <w:tcW w:type="dxa" w:w="1587"/>
+            <w:shd w:fill="1B3A5F" w:val="clear"/>
+            <w:tcBorders>
+              <w:top w:val="single" w:sz="4" w:space="0" w:color="D0D5DD"/>
+              <w:left w:val="single" w:sz="4" w:space="0" w:color="D0D5DD"/>
+              <w:bottom w:val="single" w:sz="4" w:space="0" w:color="D0D5DD"/>
+              <w:right w:val="single" w:sz="4" w:space="0" w:color="D0D5DD"/>
+            </w:tcBorders>
+          </w:tcPr>
+          <w:p>
+            <w:pPr>
+              <w:spacing w:before="40" w:after="40" w:line="276" w:lineRule="auto"/>
+              <w:jc w:val="center"/>
+            </w:pPr>
+            <w:r/>
+            <w:r>
+              <w:rPr>
+                <w:rFonts w:ascii="Calibri" w:hAnsi="Calibri" w:eastAsia="微软雅黑" w:cs="Calibri"/>
+                <w:b/>
+                <w:color w:val="FFFFFF"/>
+                <w:sz w:val="18"/>
+              </w:rPr>
+              <w:t>对照项</w:t>
+            </w:r>
+          </w:p>
+        </w:tc>
+        <w:tc>
+          <w:tcPr>
+            <w:tcW w:type="dxa" w:w="3969"/>
+            <w:shd w:fill="1B3A5F" w:val="clear"/>
+            <w:tcBorders>
+              <w:top w:val="single" w:sz="4" w:space="0" w:color="D0D5DD"/>
+              <w:left w:val="single" w:sz="4" w:space="0" w:color="D0D5DD"/>
+              <w:bottom w:val="single" w:sz="4" w:space="0" w:color="D0D5DD"/>
+              <w:right w:val="single" w:sz="4" w:space="0" w:color="D0D5DD"/>
+            </w:tcBorders>
+          </w:tcPr>
+          <w:p>
+            <w:pPr>
+              <w:spacing w:before="40" w:after="40" w:line="276" w:lineRule="auto"/>
+              <w:jc w:val="center"/>
+            </w:pPr>
+            <w:r/>
+            <w:r>
+              <w:rPr>
+                <w:rFonts w:ascii="Calibri" w:hAnsi="Calibri" w:eastAsia="微软雅黑" w:cs="Calibri"/>
+                <w:b/>
+                <w:color w:val="FFFFFF"/>
+                <w:sz w:val="18"/>
+              </w:rPr>
+              <w:t>各国驻沪总领馆</w:t>
+            </w:r>
+          </w:p>
+        </w:tc>
+        <w:tc>
+          <w:tcPr>
+            <w:tcW w:type="dxa" w:w="3855"/>
+            <w:shd w:fill="1B3A5F" w:val="clear"/>
+            <w:tcBorders>
+              <w:top w:val="single" w:sz="4" w:space="0" w:color="D0D5DD"/>
+              <w:left w:val="single" w:sz="4" w:space="0" w:color="D0D5DD"/>
+              <w:bottom w:val="single" w:sz="4" w:space="0" w:color="D0D5DD"/>
+              <w:right w:val="single" w:sz="4" w:space="0" w:color="D0D5DD"/>
+            </w:tcBorders>
+          </w:tcPr>
+          <w:p>
+            <w:pPr>
+              <w:spacing w:before="40" w:after="40" w:line="276" w:lineRule="auto"/>
+              <w:jc w:val="center"/>
+            </w:pPr>
+            <w:r/>
+            <w:r>
+              <w:rPr>
+                <w:rFonts w:ascii="Calibri" w:hAnsi="Calibri" w:eastAsia="微软雅黑" w:cs="Calibri"/>
+                <w:b/>
+                <w:color w:val="FFFFFF"/>
+                <w:sz w:val="18"/>
+              </w:rPr>
+              <w:t>CGC（上海总领事俱乐部）</w:t>
+            </w:r>
+          </w:p>
+        </w:tc>
+      </w:tr>
+      <w:tr>
+        <w:tc>
+          <w:tcPr>
+            <w:tcW w:type="dxa" w:w="1587"/>
+            <w:shd w:fill="FFFFFF" w:val="clear"/>
+            <w:tcBorders>
+              <w:top w:val="single" w:sz="4" w:space="0" w:color="D0D5DD"/>
+              <w:left w:val="single" w:sz="4" w:space="0" w:color="D0D5DD"/>
+              <w:bottom w:val="single" w:sz="4" w:space="0" w:color="D0D5DD"/>
+              <w:right w:val="single" w:sz="4" w:space="0" w:color="D0D5DD"/>
+            </w:tcBorders>
+          </w:tcPr>
+          <w:p>
+            <w:pPr>
+              <w:spacing w:before="40" w:after="40" w:line="276" w:lineRule="auto"/>
+              <w:jc w:val="left"/>
+            </w:pPr>
+            <w:r/>
+            <w:r>
+              <w:rPr>
+                <w:rFonts w:ascii="Calibri" w:hAnsi="Calibri" w:eastAsia="微软雅黑" w:cs="Calibri"/>
+                <w:b w:val="0"/>
+                <w:color w:val="1A1A1A"/>
+                <w:sz w:val="18"/>
+              </w:rPr>
+              <w:t>法律地位</w:t>
+            </w:r>
+          </w:p>
+        </w:tc>
+        <w:tc>
+          <w:tcPr>
+            <w:tcW w:type="dxa" w:w="3969"/>
+            <w:shd w:fill="FFFFFF" w:val="clear"/>
+            <w:tcBorders>
+              <w:top w:val="single" w:sz="4" w:space="0" w:color="D0D5DD"/>
+              <w:left w:val="single" w:sz="4" w:space="0" w:color="D0D5DD"/>
+              <w:bottom w:val="single" w:sz="4" w:space="0" w:color="D0D5DD"/>
+              <w:right w:val="single" w:sz="4" w:space="0" w:color="D0D5DD"/>
+            </w:tcBorders>
+          </w:tcPr>
+          <w:p>
+            <w:pPr>
+              <w:spacing w:before="40" w:after="40" w:line="276" w:lineRule="auto"/>
+              <w:jc w:val="left"/>
+            </w:pPr>
+            <w:r/>
+            <w:r>
+              <w:rPr>
+                <w:rFonts w:ascii="Calibri" w:hAnsi="Calibri" w:eastAsia="微软雅黑" w:cs="Calibri"/>
+                <w:b w:val="0"/>
+                <w:color w:val="1A1A1A"/>
+                <w:sz w:val="18"/>
+              </w:rPr>
+              <w:t>外国驻华官方领事机构，依据《维也纳领事关系公约》及中国法律履行领事职务</w:t>
+            </w:r>
+          </w:p>
+        </w:tc>
+        <w:tc>
+          <w:tcPr>
+            <w:tcW w:type="dxa" w:w="3855"/>
+            <w:shd w:fill="FFFFFF" w:val="clear"/>
+            <w:tcBorders>
+              <w:top w:val="single" w:sz="4" w:space="0" w:color="D0D5DD"/>
+              <w:left w:val="single" w:sz="4" w:space="0" w:color="D0D5DD"/>
+              <w:bottom w:val="single" w:sz="4" w:space="0" w:color="D0D5DD"/>
+              <w:right w:val="single" w:sz="4" w:space="0" w:color="D0D5DD"/>
+            </w:tcBorders>
+          </w:tcPr>
+          <w:p>
+            <w:pPr>
+              <w:spacing w:before="40" w:after="40" w:line="276" w:lineRule="auto"/>
+              <w:jc w:val="left"/>
+            </w:pPr>
+            <w:r/>
+            <w:r>
+              <w:rPr>
+                <w:rFonts w:ascii="Calibri" w:hAnsi="Calibri" w:eastAsia="微软雅黑" w:cs="Calibri"/>
+                <w:b w:val="0"/>
+                <w:color w:val="1A1A1A"/>
+                <w:sz w:val="18"/>
+              </w:rPr>
+              <w:t>民间国际交流平台，由国内运营主体承办；不是外交机构，也不是领馆内设部门</w:t>
+            </w:r>
+          </w:p>
+        </w:tc>
+      </w:tr>
+      <w:tr>
+        <w:tc>
+          <w:tcPr>
+            <w:tcW w:type="dxa" w:w="1587"/>
+            <w:shd w:fill="F7F9FC" w:val="clear"/>
+            <w:tcBorders>
+              <w:top w:val="single" w:sz="4" w:space="0" w:color="D0D5DD"/>
+              <w:left w:val="single" w:sz="4" w:space="0" w:color="D0D5DD"/>
+              <w:bottom w:val="single" w:sz="4" w:space="0" w:color="D0D5DD"/>
+              <w:right w:val="single" w:sz="4" w:space="0" w:color="D0D5DD"/>
+            </w:tcBorders>
+          </w:tcPr>
+          <w:p>
+            <w:pPr>
+              <w:spacing w:before="40" w:after="40" w:line="276" w:lineRule="auto"/>
+              <w:jc w:val="left"/>
+            </w:pPr>
+            <w:r/>
+            <w:r>
+              <w:rPr>
+                <w:rFonts w:ascii="Calibri" w:hAnsi="Calibri" w:eastAsia="微软雅黑" w:cs="Calibri"/>
+                <w:b w:val="0"/>
+                <w:color w:val="1A1A1A"/>
+                <w:sz w:val="18"/>
+              </w:rPr>
+              <w:t>权限范围</w:t>
+            </w:r>
+          </w:p>
+        </w:tc>
+        <w:tc>
+          <w:tcPr>
+            <w:tcW w:type="dxa" w:w="3969"/>
+            <w:shd w:fill="F7F9FC" w:val="clear"/>
+            <w:tcBorders>
+              <w:top w:val="single" w:sz="4" w:space="0" w:color="D0D5DD"/>
+              <w:left w:val="single" w:sz="4" w:space="0" w:color="D0D5DD"/>
+              <w:bottom w:val="single" w:sz="4" w:space="0" w:color="D0D5DD"/>
+              <w:right w:val="single" w:sz="4" w:space="0" w:color="D0D5DD"/>
+            </w:tcBorders>
+          </w:tcPr>
+          <w:p>
+            <w:pPr>
+              <w:spacing w:before="40" w:after="40" w:line="276" w:lineRule="auto"/>
+              <w:jc w:val="left"/>
+            </w:pPr>
+            <w:r/>
+            <w:r>
+              <w:rPr>
+                <w:rFonts w:ascii="Calibri" w:hAnsi="Calibri" w:eastAsia="微软雅黑" w:cs="Calibri"/>
+                <w:b w:val="0"/>
+                <w:color w:val="1A1A1A"/>
+                <w:sz w:val="18"/>
+              </w:rPr>
+              <w:t>领事保护、签证与证件、官方经贸文化联络等法定职权，对派遣国负责</w:t>
+            </w:r>
+          </w:p>
+        </w:tc>
+        <w:tc>
+          <w:tcPr>
+            <w:tcW w:type="dxa" w:w="3855"/>
+            <w:shd w:fill="F7F9FC" w:val="clear"/>
+            <w:tcBorders>
+              <w:top w:val="single" w:sz="4" w:space="0" w:color="D0D5DD"/>
+              <w:left w:val="single" w:sz="4" w:space="0" w:color="D0D5DD"/>
+              <w:bottom w:val="single" w:sz="4" w:space="0" w:color="D0D5DD"/>
+              <w:right w:val="single" w:sz="4" w:space="0" w:color="D0D5DD"/>
+            </w:tcBorders>
+          </w:tcPr>
+          <w:p>
+            <w:pPr>
+              <w:spacing w:before="40" w:after="40" w:line="276" w:lineRule="auto"/>
+              <w:jc w:val="left"/>
+            </w:pPr>
+            <w:r/>
+            <w:r>
+              <w:rPr>
+                <w:rFonts w:ascii="Calibri" w:hAnsi="Calibri" w:eastAsia="微软雅黑" w:cs="Calibri"/>
+                <w:b w:val="0"/>
+                <w:color w:val="1A1A1A"/>
+                <w:sz w:val="18"/>
+              </w:rPr>
+              <w:t>无权办签证、领事认证、照会或审批；不能代表任何国家、领馆或政府作出承诺</w:t>
+            </w:r>
+          </w:p>
+        </w:tc>
+      </w:tr>
+      <w:tr>
+        <w:tc>
+          <w:tcPr>
+            <w:tcW w:type="dxa" w:w="1587"/>
+            <w:shd w:fill="FFFFFF" w:val="clear"/>
+            <w:tcBorders>
+              <w:top w:val="single" w:sz="4" w:space="0" w:color="D0D5DD"/>
+              <w:left w:val="single" w:sz="4" w:space="0" w:color="D0D5DD"/>
+              <w:bottom w:val="single" w:sz="4" w:space="0" w:color="D0D5DD"/>
+              <w:right w:val="single" w:sz="4" w:space="0" w:color="D0D5DD"/>
+            </w:tcBorders>
+          </w:tcPr>
+          <w:p>
+            <w:pPr>
+              <w:spacing w:before="40" w:after="40" w:line="276" w:lineRule="auto"/>
+              <w:jc w:val="left"/>
+            </w:pPr>
+            <w:r/>
+            <w:r>
+              <w:rPr>
+                <w:rFonts w:ascii="Calibri" w:hAnsi="Calibri" w:eastAsia="微软雅黑" w:cs="Calibri"/>
+                <w:b w:val="0"/>
+                <w:color w:val="1A1A1A"/>
+                <w:sz w:val="18"/>
+              </w:rPr>
+              <w:t>对合作方的真实价值</w:t>
+            </w:r>
+          </w:p>
+        </w:tc>
+        <w:tc>
+          <w:tcPr>
+            <w:tcW w:type="dxa" w:w="3969"/>
+            <w:shd w:fill="FFFFFF" w:val="clear"/>
+            <w:tcBorders>
+              <w:top w:val="single" w:sz="4" w:space="0" w:color="D0D5DD"/>
+              <w:left w:val="single" w:sz="4" w:space="0" w:color="D0D5DD"/>
+              <w:bottom w:val="single" w:sz="4" w:space="0" w:color="D0D5DD"/>
+              <w:right w:val="single" w:sz="4" w:space="0" w:color="D0D5DD"/>
+            </w:tcBorders>
+          </w:tcPr>
+          <w:p>
+            <w:pPr>
+              <w:spacing w:before="40" w:after="40" w:line="276" w:lineRule="auto"/>
+              <w:jc w:val="left"/>
+            </w:pPr>
+            <w:r/>
+            <w:r>
+              <w:rPr>
+                <w:rFonts w:ascii="Calibri" w:hAnsi="Calibri" w:eastAsia="微软雅黑" w:cs="Calibri"/>
+                <w:b w:val="0"/>
+                <w:color w:val="1A1A1A"/>
+                <w:sz w:val="18"/>
+              </w:rPr>
+              <w:t>官方渠道和领区事务，须走外办及馆方程序，不因挂牌而自动获得</w:t>
+            </w:r>
+          </w:p>
+        </w:tc>
+        <w:tc>
+          <w:tcPr>
+            <w:tcW w:type="dxa" w:w="3855"/>
+            <w:shd w:fill="FFFFFF" w:val="clear"/>
+            <w:tcBorders>
+              <w:top w:val="single" w:sz="4" w:space="0" w:color="D0D5DD"/>
+              <w:left w:val="single" w:sz="4" w:space="0" w:color="D0D5DD"/>
+              <w:bottom w:val="single" w:sz="4" w:space="0" w:color="D0D5DD"/>
+              <w:right w:val="single" w:sz="4" w:space="0" w:color="D0D5DD"/>
+            </w:tcBorders>
+          </w:tcPr>
+          <w:p>
+            <w:pPr>
+              <w:spacing w:before="40" w:after="40" w:line="276" w:lineRule="auto"/>
+              <w:jc w:val="left"/>
+            </w:pPr>
+            <w:r/>
+            <w:r>
+              <w:rPr>
+                <w:rFonts w:ascii="Calibri" w:hAnsi="Calibri" w:eastAsia="微软雅黑" w:cs="Calibri"/>
+                <w:b w:val="0"/>
+                <w:color w:val="1A1A1A"/>
+                <w:sz w:val="18"/>
+              </w:rPr>
+              <w:t>圈层对接、活动组织、非正式介绍和宴会/沙龙场景。价值在“请得到人、办得成场”，不在“有审批权”</w:t>
+            </w:r>
+          </w:p>
+        </w:tc>
+      </w:tr>
+      <w:tr>
+        <w:tc>
+          <w:tcPr>
+            <w:tcW w:type="dxa" w:w="1587"/>
+            <w:shd w:fill="F7F9FC" w:val="clear"/>
+            <w:tcBorders>
+              <w:top w:val="single" w:sz="4" w:space="0" w:color="D0D5DD"/>
+              <w:left w:val="single" w:sz="4" w:space="0" w:color="D0D5DD"/>
+              <w:bottom w:val="single" w:sz="4" w:space="0" w:color="D0D5DD"/>
+              <w:right w:val="single" w:sz="4" w:space="0" w:color="D0D5DD"/>
+            </w:tcBorders>
+          </w:tcPr>
+          <w:p>
+            <w:pPr>
+              <w:spacing w:before="40" w:after="40" w:line="276" w:lineRule="auto"/>
+              <w:jc w:val="left"/>
+            </w:pPr>
+            <w:r/>
+            <w:r>
+              <w:rPr>
+                <w:rFonts w:ascii="Calibri" w:hAnsi="Calibri" w:eastAsia="微软雅黑" w:cs="Calibri"/>
+                <w:b w:val="0"/>
+                <w:color w:val="1A1A1A"/>
+                <w:sz w:val="18"/>
+              </w:rPr>
+              <w:t>官员出席</w:t>
+            </w:r>
+          </w:p>
+        </w:tc>
+        <w:tc>
+          <w:tcPr>
+            <w:tcW w:type="dxa" w:w="3969"/>
+            <w:shd w:fill="F7F9FC" w:val="clear"/>
+            <w:tcBorders>
+              <w:top w:val="single" w:sz="4" w:space="0" w:color="D0D5DD"/>
+              <w:left w:val="single" w:sz="4" w:space="0" w:color="D0D5DD"/>
+              <w:bottom w:val="single" w:sz="4" w:space="0" w:color="D0D5DD"/>
+              <w:right w:val="single" w:sz="4" w:space="0" w:color="D0D5DD"/>
+            </w:tcBorders>
+          </w:tcPr>
+          <w:p>
+            <w:pPr>
+              <w:spacing w:before="40" w:after="40" w:line="276" w:lineRule="auto"/>
+              <w:jc w:val="left"/>
+            </w:pPr>
+            <w:r/>
+            <w:r>
+              <w:rPr>
+                <w:rFonts w:ascii="Calibri" w:hAnsi="Calibri" w:eastAsia="微软雅黑" w:cs="Calibri"/>
+                <w:b w:val="0"/>
+                <w:color w:val="1A1A1A"/>
+                <w:sz w:val="18"/>
+              </w:rPr>
+              <w:t>按外事纪律和馆方安排，出席不等于对商业项目背书</w:t>
+            </w:r>
+          </w:p>
+        </w:tc>
+        <w:tc>
+          <w:tcPr>
+            <w:tcW w:type="dxa" w:w="3855"/>
+            <w:shd w:fill="F7F9FC" w:val="clear"/>
+            <w:tcBorders>
+              <w:top w:val="single" w:sz="4" w:space="0" w:color="D0D5DD"/>
+              <w:left w:val="single" w:sz="4" w:space="0" w:color="D0D5DD"/>
+              <w:bottom w:val="single" w:sz="4" w:space="0" w:color="D0D5DD"/>
+              <w:right w:val="single" w:sz="4" w:space="0" w:color="D0D5DD"/>
+            </w:tcBorders>
+          </w:tcPr>
+          <w:p>
+            <w:pPr>
+              <w:spacing w:before="40" w:after="40" w:line="276" w:lineRule="auto"/>
+              <w:jc w:val="left"/>
+            </w:pPr>
+            <w:r/>
+            <w:r>
+              <w:rPr>
+                <w:rFonts w:ascii="Calibri" w:hAnsi="Calibri" w:eastAsia="微软雅黑" w:cs="Calibri"/>
+                <w:b w:val="0"/>
+                <w:color w:val="1A1A1A"/>
+                <w:sz w:val="18"/>
+              </w:rPr>
+              <w:t>可邀请领事或商务官员作为嘉宾，须一事一请、书面确认；方案不得保证到场或常态化坐镇</w:t>
+            </w:r>
+          </w:p>
+        </w:tc>
+      </w:tr>
+      <w:tr>
+        <w:tc>
+          <w:tcPr>
+            <w:tcW w:type="dxa" w:w="1587"/>
+            <w:shd w:fill="FFFFFF" w:val="clear"/>
+            <w:tcBorders>
+              <w:top w:val="single" w:sz="4" w:space="0" w:color="D0D5DD"/>
+              <w:left w:val="single" w:sz="4" w:space="0" w:color="D0D5DD"/>
+              <w:bottom w:val="single" w:sz="4" w:space="0" w:color="D0D5DD"/>
+              <w:right w:val="single" w:sz="4" w:space="0" w:color="D0D5DD"/>
+            </w:tcBorders>
+          </w:tcPr>
+          <w:p>
+            <w:pPr>
+              <w:spacing w:before="40" w:after="40" w:line="276" w:lineRule="auto"/>
+              <w:jc w:val="left"/>
+            </w:pPr>
+            <w:r/>
+            <w:r>
+              <w:rPr>
+                <w:rFonts w:ascii="Calibri" w:hAnsi="Calibri" w:eastAsia="微软雅黑" w:cs="Calibri"/>
+                <w:b w:val="0"/>
+                <w:color w:val="1A1A1A"/>
+                <w:sz w:val="18"/>
+              </w:rPr>
+              <w:t>对外表述</w:t>
+            </w:r>
+          </w:p>
+        </w:tc>
+        <w:tc>
+          <w:tcPr>
+            <w:tcW w:type="dxa" w:w="3969"/>
+            <w:shd w:fill="FFFFFF" w:val="clear"/>
+            <w:tcBorders>
+              <w:top w:val="single" w:sz="4" w:space="0" w:color="D0D5DD"/>
+              <w:left w:val="single" w:sz="4" w:space="0" w:color="D0D5DD"/>
+              <w:bottom w:val="single" w:sz="4" w:space="0" w:color="D0D5DD"/>
+              <w:right w:val="single" w:sz="4" w:space="0" w:color="D0D5DD"/>
+            </w:tcBorders>
+          </w:tcPr>
+          <w:p>
+            <w:pPr>
+              <w:spacing w:before="40" w:after="40" w:line="276" w:lineRule="auto"/>
+              <w:jc w:val="left"/>
+            </w:pPr>
+            <w:r/>
+            <w:r>
+              <w:rPr>
+                <w:rFonts w:ascii="Calibri" w:hAnsi="Calibri" w:eastAsia="微软雅黑" w:cs="Calibri"/>
+                <w:b w:val="0"/>
+                <w:color w:val="1A1A1A"/>
+                <w:sz w:val="18"/>
+              </w:rPr>
+              <w:t>使用馆名、国徽、职衔须经馆方同意，并符合外事口径</w:t>
+            </w:r>
+          </w:p>
+        </w:tc>
+        <w:tc>
+          <w:tcPr>
+            <w:tcW w:type="dxa" w:w="3855"/>
+            <w:shd w:fill="FFFFFF" w:val="clear"/>
+            <w:tcBorders>
+              <w:top w:val="single" w:sz="4" w:space="0" w:color="D0D5DD"/>
+              <w:left w:val="single" w:sz="4" w:space="0" w:color="D0D5DD"/>
+              <w:bottom w:val="single" w:sz="4" w:space="0" w:color="D0D5DD"/>
+              <w:right w:val="single" w:sz="4" w:space="0" w:color="D0D5DD"/>
+            </w:tcBorders>
+          </w:tcPr>
+          <w:p>
+            <w:pPr>
+              <w:spacing w:before="40" w:after="40" w:line="276" w:lineRule="auto"/>
+              <w:jc w:val="left"/>
+            </w:pPr>
+            <w:r/>
+            <w:r>
+              <w:rPr>
+                <w:rFonts w:ascii="Calibri" w:hAnsi="Calibri" w:eastAsia="微软雅黑" w:cs="Calibri"/>
+                <w:b w:val="0"/>
+                <w:color w:val="1A1A1A"/>
+                <w:sz w:val="18"/>
+              </w:rPr>
+              <w:t>只可写“CGC品牌授权 / 民间交流基地挂牌”；禁止“官方授权”“总领馆办公室”“领事馆驻点”</w:t>
+            </w:r>
+          </w:p>
+        </w:tc>
+      </w:tr>
+      <w:tr>
+        <w:tc>
+          <w:tcPr>
+            <w:tcW w:type="dxa" w:w="1587"/>
+            <w:shd w:fill="F7F9FC" w:val="clear"/>
+            <w:tcBorders>
+              <w:top w:val="single" w:sz="4" w:space="0" w:color="D0D5DD"/>
+              <w:left w:val="single" w:sz="4" w:space="0" w:color="D0D5DD"/>
+              <w:bottom w:val="single" w:sz="4" w:space="0" w:color="D0D5DD"/>
+              <w:right w:val="single" w:sz="4" w:space="0" w:color="D0D5DD"/>
+            </w:tcBorders>
+          </w:tcPr>
+          <w:p>
+            <w:pPr>
+              <w:spacing w:before="40" w:after="40" w:line="276" w:lineRule="auto"/>
+              <w:jc w:val="left"/>
+            </w:pPr>
+            <w:r/>
+            <w:r>
+              <w:rPr>
+                <w:rFonts w:ascii="Calibri" w:hAnsi="Calibri" w:eastAsia="微软雅黑" w:cs="Calibri"/>
+                <w:b w:val="0"/>
+                <w:color w:val="1A1A1A"/>
+                <w:sz w:val="18"/>
+              </w:rPr>
+              <w:t>方案中应删除的承诺</w:t>
+            </w:r>
+          </w:p>
+        </w:tc>
+        <w:tc>
+          <w:tcPr>
+            <w:tcW w:type="dxa" w:w="3969"/>
+            <w:shd w:fill="F7F9FC" w:val="clear"/>
+            <w:tcBorders>
+              <w:top w:val="single" w:sz="4" w:space="0" w:color="D0D5DD"/>
+              <w:left w:val="single" w:sz="4" w:space="0" w:color="D0D5DD"/>
+              <w:bottom w:val="single" w:sz="4" w:space="0" w:color="D0D5DD"/>
+              <w:right w:val="single" w:sz="4" w:space="0" w:color="D0D5DD"/>
+            </w:tcBorders>
+          </w:tcPr>
+          <w:p>
+            <w:pPr>
+              <w:spacing w:before="40" w:after="40" w:line="276" w:lineRule="auto"/>
+              <w:jc w:val="left"/>
+            </w:pPr>
+            <w:r/>
+            <w:r>
+              <w:rPr>
+                <w:rFonts w:ascii="Calibri" w:hAnsi="Calibri" w:eastAsia="微软雅黑" w:cs="Calibri"/>
+                <w:b w:val="0"/>
+                <w:color w:val="1A1A1A"/>
+                <w:sz w:val="18"/>
+              </w:rPr>
+              <w:t>不得把馆方尚未确认的事项写成已落实</w:t>
+            </w:r>
+          </w:p>
+        </w:tc>
+        <w:tc>
+          <w:tcPr>
+            <w:tcW w:type="dxa" w:w="3855"/>
+            <w:shd w:fill="F7F9FC" w:val="clear"/>
+            <w:tcBorders>
+              <w:top w:val="single" w:sz="4" w:space="0" w:color="D0D5DD"/>
+              <w:left w:val="single" w:sz="4" w:space="0" w:color="D0D5DD"/>
+              <w:bottom w:val="single" w:sz="4" w:space="0" w:color="D0D5DD"/>
+              <w:right w:val="single" w:sz="4" w:space="0" w:color="D0D5DD"/>
+            </w:tcBorders>
+          </w:tcPr>
+          <w:p>
+            <w:pPr>
+              <w:spacing w:before="40" w:after="40" w:line="276" w:lineRule="auto"/>
+              <w:jc w:val="left"/>
+            </w:pPr>
+            <w:r/>
+            <w:r>
+              <w:rPr>
+                <w:rFonts w:ascii="Calibri" w:hAnsi="Calibri" w:eastAsia="微软雅黑" w:cs="Calibri"/>
+                <w:b w:val="0"/>
+                <w:color w:val="1A1A1A"/>
+                <w:sz w:val="18"/>
+              </w:rPr>
+              <w:t>不得写“对接各国中央政府”“解读并降低法律风险”“保证项目审批或成交”</w:t>
+            </w:r>
+          </w:p>
+        </w:tc>
+      </w:tr>
+    </w:tbl>
+    <w:p>
+      <w:pPr>
+        <w:spacing w:after="160"/>
+      </w:pPr>
+    </w:p>
+    <w:p>
+      <w:pPr>
+        <w:spacing w:before="0" w:after="160" w:lineRule="auto" w:line="324"/>
+        <w:ind w:firstLine="420"/>
+      </w:pPr>
+      <w:r>
+        <w:rPr>
+          <w:rFonts w:ascii="Calibri" w:hAnsi="Calibri" w:eastAsia="微软雅黑" w:cs="Calibri"/>
+          <w:b w:val="0"/>
+          <w:color w:val="1A1A1A"/>
+          <w:sz w:val="22"/>
+        </w:rPr>
+        <w:t>因此，挂牌费和对接服务购买的是 CGC 的组织能力和人脉转介，不是驻沪总领馆的官方权限。领事是否出席、以何种身份出席，只能按场确认；转化结果仍取决于企业和项目本身。</w:t>
+      </w:r>
+    </w:p>
+    <w:p>
+      <w:pPr>
+        <w:spacing w:before="320" w:after="160"/>
+        <w:ind w:firstLine="0"/>
+        <w:pBdr>
+          <w:bottom w:val="single" w:sz="12" w:space="4" w:color="1B3A5F"/>
+        </w:pBdr>
+      </w:pPr>
+      <w:r>
+        <w:rPr>
+          <w:rFonts w:ascii="Calibri" w:hAnsi="Calibri" w:eastAsia="微软雅黑" w:cs="Calibri"/>
+          <w:b/>
+          <w:color w:val="1B3A5F"/>
+          <w:sz w:val="32"/>
+        </w:rPr>
+        <w:t>三、三份方案请统一补齐的内容</w:t>
       </w:r>
     </w:p>
     <w:p>
@@ -1860,7 +2543,7 @@
           <w:color w:val="1A1A1A"/>
           <w:sz w:val="22"/>
         </w:rPr>
-        <w:t>“民间交流、不承担官方外交职能”需要落到合同条款，不能只写在方案开头。请统一对外口径，并补齐下列底线：</w:t>
+        <w:t>“民间交流、不承担官方外交职能”需要落到合同条款，并与上文表1-1保持一致。请统一对外口径：</w:t>
       </w:r>
     </w:p>
     <w:p>
@@ -2010,7 +2693,7 @@
           <w:color w:val="1B3A5F"/>
           <w:sz w:val="32"/>
         </w:rPr>
-        <w:t>三、分方案修改意见</w:t>
+        <w:t>四、分方案修改意见</w:t>
       </w:r>
     </w:p>
     <w:p>
@@ -2235,7 +2918,7 @@
           <w:color w:val="1A1A1A"/>
           <w:sz w:val="22"/>
         </w:rPr>
-        <w:t>三份之中，创智汇最适合作为长期产业旗舰来设计：大创智的文化科技方向、周边高校和园区场景，与数字科创国际对接更匹配。也正因涉及国资物业、全额装修、补助和公共产业服务，合规要求最高。请补充：</w:t>
+        <w:t>三份之中，创智汇最适合作为长期产业旗舰来设计：大创智的文化科技方向、周边高校和园区场景，与数字科创国际对接更匹配。也正因涉及国资物业、装修、补助和公共产业服务，合规要求最高。专属场地请按最多约 300㎡ 来写，不再按 1000㎡ 设计和报批。请补充：</w:t>
       </w:r>
     </w:p>
     <w:p>
@@ -2259,7 +2942,7 @@
           <w:color w:val="1A1A1A"/>
           <w:sz w:val="22"/>
         </w:rPr>
-        <w:t>面积必要性：</w:t>
+        <w:t>面积上限：</w:t>
       </w:r>
       <w:r>
         <w:rPr>
@@ -2268,7 +2951,7 @@
           <w:color w:val="1A1A1A"/>
           <w:sz w:val="22"/>
         </w:rPr>
-        <w:t>1000㎡专属空间为什么必要，能否先以现有会议室、路演厅按次使用替代。</w:t>
+        <w:t>原文 1000㎡ 请下调。专属点位最多约 300㎡，用于小型展陈、洽谈和 20—50 人路演即可；高峰或大型活动继续使用园区现有会议室、路演厅，按次预约。</w:t>
       </w:r>
     </w:p>
     <w:p>
@@ -2301,7 +2984,7 @@
           <w:color w:val="1A1A1A"/>
           <w:sz w:val="22"/>
         </w:rPr>
-        <w:t>国有物业使用、装修投资、补助或采购所适用的决策、审计和资产管理程序，以及合同主体（北岛科技 / 杨浦科创集团）。</w:t>
+        <w:t>国有物业使用、装修投资、补助或采购所适用的决策、审计和资产管理程序，以及合同主体（北岛科技 / 杨浦科创集团）。面积越小，过会越容易。</w:t>
       </w:r>
     </w:p>
     <w:p>
@@ -2466,7 +3149,7 @@
           <w:color w:val="1A1A1A"/>
           <w:sz w:val="22"/>
         </w:rPr>
-        <w:t>建议下一版改为：先借用现有会议空间试点，不立即装修或交付专属场地。</w:t>
+        <w:t>建议下一版改为：先借用现有会议空间试点；达标后再议不超过约 300㎡ 的专属点位，不立即按 1000㎡ 装修交付。</w:t>
       </w:r>
     </w:p>
     <w:p>
@@ -2679,7 +3362,7 @@
           <w:color w:val="1B3A5F"/>
           <w:sz w:val="32"/>
         </w:rPr>
-        <w:t>四、建议的试运营安排</w:t>
+        <w:t>五、建议的试运营安排</w:t>
       </w:r>
     </w:p>
     <w:p>
@@ -3121,7 +3804,7 @@
                 <w:color w:val="1A1A1A"/>
                 <w:sz w:val="18"/>
               </w:rPr>
-              <w:t>仅在达标后讨论展陈点位或 300—500㎡ 量级专属空间</w:t>
+              <w:t>创智汇专属点位上限约 300㎡；森马仍建议先公共空间、达标后再议</w:t>
             </w:r>
           </w:p>
         </w:tc>
@@ -3175,7 +3858,7 @@
           <w:color w:val="1B3A5F"/>
           <w:sz w:val="32"/>
         </w:rPr>
-        <w:t>五、文档规范</w:t>
+        <w:t>六、文档规范</w:t>
       </w:r>
     </w:p>
     <w:p>
@@ -3852,7 +4535,65 @@
                 <w:color w:val="1A1A1A"/>
                 <w:sz w:val="18"/>
               </w:rPr>
-              <w:t>三案各自的事实勘误（面积、地址、授权用语、在建/可交付条件）</w:t>
+              <w:t>CGC 与驻沪总领馆的口径对照（见表1-1），删除官方授权和官方权限承诺</w:t>
+            </w:r>
+          </w:p>
+        </w:tc>
+      </w:tr>
+      <w:tr>
+        <w:tc>
+          <w:tcPr>
+            <w:tcW w:type="dxa" w:w="907"/>
+            <w:shd w:fill="FFFFFF" w:val="clear"/>
+            <w:tcBorders>
+              <w:top w:val="single" w:sz="4" w:space="0" w:color="D0D5DD"/>
+              <w:left w:val="single" w:sz="4" w:space="0" w:color="D0D5DD"/>
+              <w:bottom w:val="single" w:sz="4" w:space="0" w:color="D0D5DD"/>
+              <w:right w:val="single" w:sz="4" w:space="0" w:color="D0D5DD"/>
+            </w:tcBorders>
+          </w:tcPr>
+          <w:p>
+            <w:pPr>
+              <w:spacing w:before="40" w:after="40" w:line="276" w:lineRule="auto"/>
+              <w:jc w:val="left"/>
+            </w:pPr>
+            <w:r/>
+            <w:r>
+              <w:rPr>
+                <w:rFonts w:ascii="Calibri" w:hAnsi="Calibri" w:eastAsia="微软雅黑" w:cs="Calibri"/>
+                <w:b w:val="0"/>
+                <w:color w:val="1A1A1A"/>
+                <w:sz w:val="18"/>
+              </w:rPr>
+              <w:t>11</w:t>
+            </w:r>
+          </w:p>
+        </w:tc>
+        <w:tc>
+          <w:tcPr>
+            <w:tcW w:type="dxa" w:w="8504"/>
+            <w:shd w:fill="FFFFFF" w:val="clear"/>
+            <w:tcBorders>
+              <w:top w:val="single" w:sz="4" w:space="0" w:color="D0D5DD"/>
+              <w:left w:val="single" w:sz="4" w:space="0" w:color="D0D5DD"/>
+              <w:bottom w:val="single" w:sz="4" w:space="0" w:color="D0D5DD"/>
+              <w:right w:val="single" w:sz="4" w:space="0" w:color="D0D5DD"/>
+            </w:tcBorders>
+          </w:tcPr>
+          <w:p>
+            <w:pPr>
+              <w:spacing w:before="40" w:after="40" w:line="276" w:lineRule="auto"/>
+              <w:jc w:val="left"/>
+            </w:pPr>
+            <w:r/>
+            <w:r>
+              <w:rPr>
+                <w:rFonts w:ascii="Calibri" w:hAnsi="Calibri" w:eastAsia="微软雅黑" w:cs="Calibri"/>
+                <w:b w:val="0"/>
+                <w:color w:val="1A1A1A"/>
+                <w:sz w:val="18"/>
+              </w:rPr>
+              <w:t>三案各自的事实勘误（创智汇面积上限约 300㎡、森马面积与在建条件、一滴水地址）</w:t>
             </w:r>
           </w:p>
         </w:tc>
